--- a/Pompeji_IRARAH_2.docx
+++ b/Pompeji_IRARAH_2.docx
@@ -175,14 +175,18 @@
         <w:spacing w:after="240" w:before="240" w:lineRule="auto"/>
         <w:jc w:val="center"/>
         <w:rPr>
-          <w:sz w:val="36"/>
-          <w:szCs w:val="36"/>
-        </w:rPr>
-      </w:pPr>
-      <w:r>
-        <w:rPr>
-          <w:sz w:val="36"/>
-          <w:szCs w:val="36"/>
+          <w:i w:val="1"/>
+          <w:iCs w:val="1"/>
+          <w:sz w:val="24"/>
+          <w:szCs w:val="24"/>
+        </w:rPr>
+      </w:pPr>
+      <w:r>
+        <w:rPr>
+          <w:i w:val="1"/>
+          <w:iCs w:val="1"/>
+          <w:sz w:val="24"/>
+          <w:szCs w:val="24"/>
           <w:rtl w:val="0"/>
         </w:rPr>
         <w:t xml:space="preserve">Ich wäre vorsichtig, wenn mir jemand das Paradies verspricht, aber gleichzeitig verlangt, mich erst in die Luft sprengen zu müssen, um es zu erreichen.</w:t>
@@ -300,7 +304,7 @@
     </w:p>
     <w:sdt>
       <w:sdtPr>
-        <w:id w:val="-198700957"/>
+        <w:id w:val="599917573"/>
         <w:docPartObj>
           <w:docPartGallery w:val="Table of Contents"/>
           <w:docPartUnique w:val="1"/>
@@ -3400,163 +3404,157 @@
         <w:rPr>
           <w:rtl w:val="0"/>
         </w:rPr>
-        <w:t xml:space="preserve">&gt; Lieber Dr. Michael Phillips,</w:t>
-      </w:r>
-    </w:p>
-    <w:p>
-      <w:pPr>
-        <w:spacing w:after="240" w:before="240" w:lineRule="auto"/>
-        <w:rPr/>
-      </w:pPr>
-      <w:r>
-        <w:rPr>
-          <w:rtl w:val="0"/>
-        </w:rPr>
-        <w:t xml:space="preserve">&gt;</w:t>
-      </w:r>
-    </w:p>
-    <w:p>
-      <w:pPr>
-        <w:spacing w:after="240" w:before="240" w:lineRule="auto"/>
-        <w:rPr/>
-      </w:pPr>
-      <w:r>
-        <w:rPr>
-          <w:rtl w:val="0"/>
-        </w:rPr>
-        <w:t xml:space="preserve">&gt; Harari ist ein Warner, doch seine Warnung richtet sich nicht gegen die Informationstechnologie oder Biotechnologie. Stattdessen warnt er vor dem Humanismus und der liberalen Demokratie.</w:t>
-      </w:r>
-    </w:p>
-    <w:p>
-      <w:pPr>
-        <w:spacing w:after="240" w:before="240" w:lineRule="auto"/>
-        <w:rPr/>
-      </w:pPr>
-      <w:r>
-        <w:rPr>
-          <w:rtl w:val="0"/>
-        </w:rPr>
-        <w:t xml:space="preserve">&gt;</w:t>
-      </w:r>
-    </w:p>
-    <w:p>
-      <w:pPr>
-        <w:spacing w:after="240" w:before="240" w:lineRule="auto"/>
-        <w:rPr/>
-      </w:pPr>
-      <w:r>
-        <w:rPr>
-          <w:rtl w:val="0"/>
-        </w:rPr>
-        <w:t xml:space="preserve">&gt; Um den künftigen Eliten den Weg zu ebnen, die diese Technologien nutzen wollen, um über den Menschen hinauszugehen, warnt Harari davor, am Humanismus und der liberalen Demokratie festzuhalten.</w:t>
-      </w:r>
-    </w:p>
-    <w:p>
-      <w:pPr>
-        <w:spacing w:after="240" w:before="240" w:lineRule="auto"/>
-        <w:rPr/>
-      </w:pPr>
-      <w:r>
-        <w:rPr>
-          <w:rtl w:val="0"/>
-        </w:rPr>
-        <w:t xml:space="preserve">&gt;</w:t>
-      </w:r>
-    </w:p>
-    <w:p>
-      <w:pPr>
-        <w:spacing w:after="240" w:before="240" w:lineRule="auto"/>
-        <w:rPr/>
-      </w:pPr>
-      <w:r>
-        <w:rPr>
-          <w:rtl w:val="0"/>
-        </w:rPr>
-        <w:t xml:space="preserve">&gt; Popper und Deutsch hingegen mahnen zur Vorsicht vor holistischen Ansätzen und plädieren für die sogenannte „Stückwerk-Technik“. Sie betonen, dass nur durch diese pragmatischen Ansätze auf unvorhersehbare Nebenwirkungen reagiert werden kann.</w:t>
-      </w:r>
-    </w:p>
-    <w:p>
-      <w:pPr>
-        <w:spacing w:after="240" w:before="240" w:lineRule="auto"/>
-        <w:rPr/>
-      </w:pPr>
-      <w:r>
-        <w:rPr>
-          <w:rtl w:val="0"/>
-        </w:rPr>
-        <w:t xml:space="preserve">&gt;</w:t>
-      </w:r>
-    </w:p>
-    <w:p>
-      <w:pPr>
-        <w:spacing w:after="240" w:before="240" w:lineRule="auto"/>
-        <w:rPr/>
-      </w:pPr>
-      <w:r>
-        <w:rPr>
-          <w:rtl w:val="0"/>
-        </w:rPr>
-        <w:t xml:space="preserve">&gt; Harari verspricht den Eliten der Zukunft das Paradies auf Erden – unter der Bedingung, dass die heutigen Massen den Humanismus und die liberale Demokratie aufgeben.</w:t>
-      </w:r>
-    </w:p>
-    <w:p>
-      <w:pPr>
-        <w:spacing w:after="240" w:before="240" w:lineRule="auto"/>
-        <w:rPr/>
-      </w:pPr>
-      <w:r>
-        <w:rPr>
-          <w:rtl w:val="0"/>
-        </w:rPr>
-        <w:t xml:space="preserve">&gt;</w:t>
-      </w:r>
-    </w:p>
-    <w:p>
-      <w:pPr>
-        <w:spacing w:after="240" w:before="240" w:lineRule="auto"/>
-        <w:rPr/>
-      </w:pPr>
-      <w:r>
-        <w:rPr>
-          <w:rtl w:val="0"/>
-        </w:rPr>
-        <w:t xml:space="preserve">&gt; Ich wäre vorsichtig, wenn mir jemand das Paradies verspricht, aber gleichzeitig verlangt, mich erst in die Luft sprengen zu müssen, um es zu erreichen.</w:t>
-      </w:r>
-    </w:p>
-    <w:p>
-      <w:pPr>
-        <w:spacing w:after="240" w:before="240" w:lineRule="auto"/>
-        <w:rPr/>
-      </w:pPr>
-      <w:r>
-        <w:rPr>
-          <w:rtl w:val="0"/>
-        </w:rPr>
-        <w:t xml:space="preserve">&gt;</w:t>
-      </w:r>
-    </w:p>
-    <w:p>
-      <w:pPr>
-        <w:spacing w:after="240" w:before="240" w:lineRule="auto"/>
-        <w:rPr/>
-      </w:pPr>
-      <w:r>
-        <w:rPr>
-          <w:rtl w:val="0"/>
-        </w:rPr>
-        <w:t xml:space="preserve">&gt; Mit den besten Grüßen,  </w:t>
-      </w:r>
-    </w:p>
-    <w:p>
-      <w:pPr>
-        <w:spacing w:after="240" w:before="240" w:lineRule="auto"/>
-        <w:rPr/>
-      </w:pPr>
-      <w:r>
-        <w:rPr>
-          <w:rtl w:val="0"/>
-        </w:rPr>
-        <w:t xml:space="preserve">&gt; IRARAH</w:t>
+        <w:t xml:space="preserve">Lieber Dr. Michael Phillips,</w:t>
+      </w:r>
+    </w:p>
+    <w:p>
+      <w:pPr>
+        <w:spacing w:after="240" w:before="240" w:lineRule="auto"/>
+        <w:rPr/>
+      </w:pPr>
+      <w:r>
+        <w:rPr>
+          <w:rtl w:val="0"/>
+        </w:rPr>
+      </w:r>
+    </w:p>
+    <w:p>
+      <w:pPr>
+        <w:spacing w:after="240" w:before="240" w:lineRule="auto"/>
+        <w:rPr/>
+      </w:pPr>
+      <w:r>
+        <w:rPr>
+          <w:rtl w:val="0"/>
+        </w:rPr>
+        <w:t xml:space="preserve">Harari ist ein Warner, doch seine Warnung richtet sich nicht gegen die Informationstechnologie oder Biotechnologie. Stattdessen warnt er vor dem Humanismus und der liberalen Demokratie.</w:t>
+      </w:r>
+    </w:p>
+    <w:p>
+      <w:pPr>
+        <w:spacing w:after="240" w:before="240" w:lineRule="auto"/>
+        <w:rPr/>
+      </w:pPr>
+      <w:r>
+        <w:rPr>
+          <w:rtl w:val="0"/>
+        </w:rPr>
+      </w:r>
+    </w:p>
+    <w:p>
+      <w:pPr>
+        <w:spacing w:after="240" w:before="240" w:lineRule="auto"/>
+        <w:rPr/>
+      </w:pPr>
+      <w:r>
+        <w:rPr>
+          <w:rtl w:val="0"/>
+        </w:rPr>
+        <w:t xml:space="preserve">Um den künftigen Eliten den Weg zu ebnen, die diese Technologien nutzen wollen, um über den Menschen hinauszugehen, warnt Harari davor, am Humanismus und der liberalen Demokratie festzuhalten.</w:t>
+      </w:r>
+    </w:p>
+    <w:p>
+      <w:pPr>
+        <w:spacing w:after="240" w:before="240" w:lineRule="auto"/>
+        <w:rPr/>
+      </w:pPr>
+      <w:r>
+        <w:rPr>
+          <w:rtl w:val="0"/>
+        </w:rPr>
+      </w:r>
+    </w:p>
+    <w:p>
+      <w:pPr>
+        <w:spacing w:after="240" w:before="240" w:lineRule="auto"/>
+        <w:rPr/>
+      </w:pPr>
+      <w:r>
+        <w:rPr>
+          <w:rtl w:val="0"/>
+        </w:rPr>
+        <w:t xml:space="preserve">Popper und Deutsch hingegen mahnen zur Vorsicht vor holistischen Ansätzen und plädieren für die sogenannte „Stückwerk-Technik“. Sie betonen, dass nur durch diese pragmatischen Ansätze auf unvorhersehbare Nebenwirkungen reagiert werden kann.</w:t>
+      </w:r>
+    </w:p>
+    <w:p>
+      <w:pPr>
+        <w:spacing w:after="240" w:before="240" w:lineRule="auto"/>
+        <w:rPr/>
+      </w:pPr>
+      <w:r>
+        <w:rPr>
+          <w:rtl w:val="0"/>
+        </w:rPr>
+      </w:r>
+    </w:p>
+    <w:p>
+      <w:pPr>
+        <w:spacing w:after="240" w:before="240" w:lineRule="auto"/>
+        <w:rPr/>
+      </w:pPr>
+      <w:r>
+        <w:rPr>
+          <w:rtl w:val="0"/>
+        </w:rPr>
+        <w:t xml:space="preserve">Harari verspricht den Eliten der Zukunft das Paradies auf Erden – unter der Bedingung, dass die heutigen Massen den Humanismus und die liberale Demokratie aufgeben.</w:t>
+      </w:r>
+    </w:p>
+    <w:p>
+      <w:pPr>
+        <w:spacing w:after="240" w:before="240" w:lineRule="auto"/>
+        <w:rPr/>
+      </w:pPr>
+      <w:r>
+        <w:rPr>
+          <w:rtl w:val="0"/>
+        </w:rPr>
+      </w:r>
+    </w:p>
+    <w:p>
+      <w:pPr>
+        <w:spacing w:after="240" w:before="240" w:lineRule="auto"/>
+        <w:rPr/>
+      </w:pPr>
+      <w:r>
+        <w:rPr>
+          <w:rtl w:val="0"/>
+        </w:rPr>
+        <w:t xml:space="preserve">Ich wäre vorsichtig, wenn mir jemand das Paradies verspricht, aber gleichzeitig verlangt, mich erst in die Luft sprengen zu müssen, um es zu erreichen.</w:t>
+      </w:r>
+    </w:p>
+    <w:p>
+      <w:pPr>
+        <w:spacing w:after="240" w:before="240" w:lineRule="auto"/>
+        <w:rPr/>
+      </w:pPr>
+      <w:r>
+        <w:rPr>
+          <w:rtl w:val="0"/>
+        </w:rPr>
+      </w:r>
+    </w:p>
+    <w:p>
+      <w:pPr>
+        <w:spacing w:after="240" w:before="240" w:lineRule="auto"/>
+        <w:rPr/>
+      </w:pPr>
+      <w:r>
+        <w:rPr>
+          <w:rtl w:val="0"/>
+        </w:rPr>
+        <w:t xml:space="preserve">Mit den besten Grüßen,  </w:t>
+      </w:r>
+    </w:p>
+    <w:p>
+      <w:pPr>
+        <w:spacing w:after="240" w:before="240" w:lineRule="auto"/>
+        <w:rPr/>
+      </w:pPr>
+      <w:r>
+        <w:rPr>
+          <w:rtl w:val="0"/>
+        </w:rPr>
+        <w:t xml:space="preserve">IRARAH</w:t>
       </w:r>
     </w:p>
     <w:p>

--- a/Pompeji_IRARAH_2.docx
+++ b/Pompeji_IRARAH_2.docx
@@ -304,7 +304,7 @@
     </w:p>
     <w:sdt>
       <w:sdtPr>
-        <w:id w:val="599917573"/>
+        <w:id w:val="-2113852747"/>
         <w:docPartObj>
           <w:docPartGallery w:val="Table of Contents"/>
           <w:docPartUnique w:val="1"/>
@@ -20606,7 +20606,7 @@
         <w:rPr>
           <w:rtl w:val="0"/>
         </w:rPr>
-        <w:t xml:space="preserve">*In einer anderen Realität bin ich dein Vater.*</w:t>
+        <w:t xml:space="preserve">In einer anderen Realität bin ich dein Vater.</w:t>
       </w:r>
     </w:p>
     <w:p>
@@ -21278,7 +21278,7 @@
         <w:rPr>
           <w:rtl w:val="0"/>
         </w:rPr>
-        <w:t xml:space="preserve">Martina dachte an die Viele-Welten-Interpretation. An das, was Michael ihr als Kind erzählt hatte. *Jede Entscheidung spaltet die Welt. Und alle Welten existieren gleichzeitig – nebeneinander, übereinander, durcheinander.*</w:t>
+        <w:t xml:space="preserve">Martina dachte an die Viele-Welten-Interpretation. An das, was Michael ihr als Kind erzählt hatte. Jede Entscheidung spaltet die Welt. Und alle Welten existieren gleichzeitig – nebeneinander, übereinander, durcheinander.</w:t>
       </w:r>
     </w:p>
     <w:p>
@@ -21324,30 +21324,30 @@
         <w:rPr>
           <w:rtl w:val="0"/>
         </w:rPr>
-        <w:t xml:space="preserve">*In einer anderen Welt*, dachte sie, *hat mein Vater anders entschieden. In einer anderen Welt ist er bei meiner Mutter geblieben. In einer anderen Welt bin ich anders aufgewachsen – oder gar nicht geboren.*</w:t>
-      </w:r>
-    </w:p>
-    <w:p>
-      <w:pPr>
-        <w:spacing w:after="240" w:before="240" w:lineRule="auto"/>
-        <w:rPr/>
-      </w:pPr>
-      <w:r>
-        <w:rPr>
-          <w:rtl w:val="0"/>
-        </w:rPr>
-      </w:r>
-    </w:p>
-    <w:p>
-      <w:pPr>
-        <w:spacing w:after="240" w:before="240" w:lineRule="auto"/>
-        <w:rPr/>
-      </w:pPr>
-      <w:r>
-        <w:rPr>
-          <w:rtl w:val="0"/>
-        </w:rPr>
-        <w:t xml:space="preserve">*Und in einer dieser Welten gibt es einen Michael, der jung geblieben ist. Oder der nie alt geworden ist. Oder der –*</w:t>
+        <w:t xml:space="preserve">In einer anderen Welt, dachte sie, hat mein Vater anders entschieden. In einer anderen Welt ist er bei meiner Mutter geblieben. In einer anderen Welt bin ich anders aufgewachsen – oder gar nicht geboren.</w:t>
+      </w:r>
+    </w:p>
+    <w:p>
+      <w:pPr>
+        <w:spacing w:after="240" w:before="240" w:lineRule="auto"/>
+        <w:rPr/>
+      </w:pPr>
+      <w:r>
+        <w:rPr>
+          <w:rtl w:val="0"/>
+        </w:rPr>
+      </w:r>
+    </w:p>
+    <w:p>
+      <w:pPr>
+        <w:spacing w:after="240" w:before="240" w:lineRule="auto"/>
+        <w:rPr/>
+      </w:pPr>
+      <w:r>
+        <w:rPr>
+          <w:rtl w:val="0"/>
+        </w:rPr>
+        <w:t xml:space="preserve">Und in einer dieser Welten gibt es einen Michael, der jung geblieben ist. Oder der nie alt geworden ist. Oder der –</w:t>
       </w:r>
     </w:p>
     <w:p>
@@ -21691,7 +21691,7 @@
         <w:rPr>
           <w:rtl w:val="0"/>
         </w:rPr>
-        <w:t xml:space="preserve">*Bald*, dachte sie. *Bald rufe ich ihn an.*</w:t>
+        <w:t xml:space="preserve">Bald, dachte sie. Bald rufe ich ihn an.</w:t>
       </w:r>
     </w:p>
     <w:p>
@@ -22831,7 +22831,7 @@
         <w:rPr>
           <w:rtl w:val="0"/>
         </w:rPr>
-        <w:t xml:space="preserve">Sie dachte an den Doppelgänger. An sein Gesicht im Dunkeln des Flughafens. An seine Worte: *Pass auf sie auf. Auf deine Mutter. Und auf dich.*</w:t>
+        <w:t xml:space="preserve">Sie dachte an den Doppelgänger. An sein Gesicht im Dunkeln des Flughafens. An seine Worte: Pass auf sie auf. Auf deine Mutter. Und auf dich.</w:t>
       </w:r>
     </w:p>
     <w:p>
@@ -23938,7 +23938,7 @@
         <w:rPr>
           <w:rtl w:val="0"/>
         </w:rPr>
-        <w:t xml:space="preserve">*Er sieht aus wie du. Genau wie du. Aber jünger.*</w:t>
+        <w:t xml:space="preserve">Er sieht aus wie du. Genau wie du. Aber jünger.</w:t>
       </w:r>
     </w:p>
     <w:p>
@@ -24030,30 +24030,30 @@
         <w:rPr>
           <w:rtl w:val="0"/>
         </w:rPr>
-        <w:t xml:space="preserve">*Harari ist ein Warner.*</w:t>
-      </w:r>
-    </w:p>
-    <w:p>
-      <w:pPr>
-        <w:spacing w:after="240" w:before="240" w:lineRule="auto"/>
-        <w:rPr/>
-      </w:pPr>
-      <w:r>
-        <w:rPr>
-          <w:rtl w:val="0"/>
-        </w:rPr>
-      </w:r>
-    </w:p>
-    <w:p>
-      <w:pPr>
-        <w:spacing w:after="240" w:before="240" w:lineRule="auto"/>
-        <w:rPr/>
-      </w:pPr>
-      <w:r>
-        <w:rPr>
-          <w:rtl w:val="0"/>
-        </w:rPr>
-        <w:t xml:space="preserve">*Ich wäre vorsichtig, wenn mir jemand das Paradies verspricht.*</w:t>
+        <w:t xml:space="preserve">Harari ist ein Warner.</w:t>
+      </w:r>
+    </w:p>
+    <w:p>
+      <w:pPr>
+        <w:spacing w:after="240" w:before="240" w:lineRule="auto"/>
+        <w:rPr/>
+      </w:pPr>
+      <w:r>
+        <w:rPr>
+          <w:rtl w:val="0"/>
+        </w:rPr>
+      </w:r>
+    </w:p>
+    <w:p>
+      <w:pPr>
+        <w:spacing w:after="240" w:before="240" w:lineRule="auto"/>
+        <w:rPr/>
+      </w:pPr>
+      <w:r>
+        <w:rPr>
+          <w:rtl w:val="0"/>
+        </w:rPr>
+        <w:t xml:space="preserve">Ich wäre vorsichtig, wenn mir jemand das Paradies verspricht.</w:t>
       </w:r>
     </w:p>
     <w:p>
@@ -24603,7 +24603,7 @@
         <w:rPr>
           <w:rtl w:val="0"/>
         </w:rPr>
-        <w:t xml:space="preserve">*In einer anderen Realität hast du anders entschieden.*</w:t>
+        <w:t xml:space="preserve">In einer anderen Realität hast du anders entschieden.</w:t>
       </w:r>
     </w:p>
     <w:p>
@@ -24672,7 +24672,7 @@
         <w:rPr>
           <w:rtl w:val="0"/>
         </w:rPr>
-        <w:t xml:space="preserve">*Dann gäbe es einen anderen Michael*, dachte er. *Einen, der nicht ich bin – aber der ich hätte sein können.*</w:t>
+        <w:t xml:space="preserve">Dann gäbe es einen anderen Michael, dachte er. Einen, der nicht ich bin – aber der ich hätte sein können.</w:t>
       </w:r>
     </w:p>
     <w:p>
@@ -25016,7 +25016,7 @@
         <w:rPr>
           <w:rtl w:val="0"/>
         </w:rPr>
-        <w:t xml:space="preserve">*Auf uns alle.*</w:t>
+        <w:t xml:space="preserve">Auf uns alle.</w:t>
       </w:r>
     </w:p>
     <w:p>
@@ -25291,7 +25291,7 @@
         <w:rPr>
           <w:rtl w:val="0"/>
         </w:rPr>
-        <w:t xml:space="preserve">Er dachte an den Brief. *Ich wäre vorsichtig, wenn mir jemand das Paradies verspricht.*</w:t>
+        <w:t xml:space="preserve">Er dachte an den Brief. Ich wäre vorsichtig, wenn mir jemand das Paradies verspricht.</w:t>
       </w:r>
     </w:p>
     <w:p>

--- a/Pompeji_IRARAH_2.docx
+++ b/Pompeji_IRARAH_2.docx
@@ -304,7 +304,7 @@
     </w:p>
     <w:sdt>
       <w:sdtPr>
-        <w:id w:val="-2113852747"/>
+        <w:id w:val="545694618"/>
         <w:docPartObj>
           <w:docPartGallery w:val="Table of Contents"/>
           <w:docPartUnique w:val="1"/>
@@ -25586,13 +25586,39 @@
     </w:p>
     <w:p>
       <w:pPr>
-        <w:rPr/>
-      </w:pPr>
-      <w:r>
-        <w:rPr>
-          <w:rtl w:val="0"/>
-        </w:rPr>
-        <w:t xml:space="preserve">- David Deutsch: Die Struktur der Wirklichkeit – Viele-Welten-Interpretation und Erkenntnistheorie</w:t>
+        <w:keepNext w:val="0"/>
+        <w:keepLines w:val="0"/>
+        <w:pageBreakBefore w:val="0"/>
+        <w:widowControl w:val="1"/>
+        <w:pBdr>
+          <w:top w:space="0" w:sz="0" w:val="nil"/>
+          <w:left w:space="0" w:sz="0" w:val="nil"/>
+          <w:bottom w:space="0" w:sz="0" w:val="nil"/>
+          <w:right w:space="0" w:sz="0" w:val="nil"/>
+          <w:between w:space="0" w:sz="0" w:val="nil"/>
+        </w:pBdr>
+        <w:shd w:fill="auto" w:val="clear"/>
+        <w:spacing w:after="0" w:before="0" w:line="276" w:lineRule="auto"/>
+        <w:ind w:left="0" w:right="0" w:firstLine="0"/>
+        <w:jc w:val="left"/>
+        <w:rPr/>
+      </w:pPr>
+      <w:r>
+        <w:rPr>
+          <w:rtl w:val="0"/>
+        </w:rPr>
+        <w:t xml:space="preserve">- David Deutsch: </w:t>
+      </w:r>
+      <w:r>
+        <w:rPr>
+          <w:rtl w:val="0"/>
+        </w:rPr>
+        <w:t xml:space="preserve">Die Physik der Welterkenntnis: Auf dem Weg zum universellen Verstehen </w:t>
+      </w:r>
+      <w:r>
+        <w:rPr>
+          <w:rtl w:val="0"/>
+        </w:rPr>
       </w:r>
     </w:p>
     <w:p>
